--- a/Modelos y Administración/Nota metodológica MIA.docx
+++ b/Modelos y Administración/Nota metodológica MIA.docx
@@ -1278,7 +1278,7 @@
     <w:sectPr>
       <w:headerReference w:type="default" r:id="rId8"/>
       <w:footerReference w:type="default" r:id="rId9"/>
-      <w:pgSz w:w="12240" w:h="15840" w:orient="portrait"/>
+      <w:pgSz w:w="12240" w:h="15840"/>
       <w:pgMar w:top="1440" w:right="1440" w:bottom="1440" w:left="2835" w:header="720" w:footer="720" w:gutter="0"/>
       <w:pgNumType w:start="1"/>
       <w:cols w:space="720"/>
@@ -1313,7 +1313,7 @@
 </file>
 
 <file path=word/footer1.xml><?xml version="1.0" encoding="utf-8"?>
-<w:ftr xmlns:wpc="http://schemas.microsoft.com/office/word/2010/wordprocessingCanvas" xmlns:cx="http://schemas.microsoft.com/office/drawing/2014/chartex" xmlns:cx1="http://schemas.microsoft.com/office/drawing/2015/9/8/chartex" xmlns:cx2="http://schemas.microsoft.com/office/drawing/2015/10/21/chartex" xmlns:cx3="http://schemas.microsoft.com/office/drawing/2016/5/9/chartex" xmlns:cx4="http://schemas.microsoft.com/office/drawing/2016/5/10/chartex" xmlns:cx5="http://schemas.microsoft.com/office/drawing/2016/5/11/chartex" xmlns:cx6="http://schemas.microsoft.com/office/drawing/2016/5/12/chartex" xmlns:cx7="http://schemas.microsoft.com/office/drawing/2016/5/13/chartex" xmlns:cx8="http://schemas.microsoft.com/office/drawing/2016/5/14/chartex" xmlns:mc="http://schemas.openxmlformats.org/markup-compatibility/2006" xmlns:aink="http://schemas.microsoft.com/office/drawing/2016/ink" xmlns:am3d="http://schemas.microsoft.com/office/drawing/2017/model3d" xmlns:o="urn:schemas-microsoft-com:office:office" xmlns:oel="http://schemas.microsoft.com/office/2019/extlst" xmlns:r="http://schemas.openxmlformats.org/officeDocument/2006/relationships" xmlns:m="http://schemas.openxmlformats.org/officeDocument/2006/math" xmlns:v="urn:schemas-microsoft-com:vml" xmlns:wp14="http://schemas.microsoft.com/office/word/2010/wordprocessingDrawing" xmlns:wp="http://schemas.openxmlformats.org/drawingml/2006/wordprocessingDrawing" xmlns:w10="urn:schemas-microsoft-com:office:word" xmlns:w="http://schemas.openxmlformats.org/wordprocessingml/2006/main" xmlns:w14="http://schemas.microsoft.com/office/word/2010/wordml" xmlns:w15="http://schemas.microsoft.com/office/word/2012/wordml" xmlns:w16cex="http://schemas.microsoft.com/office/word/2018/wordml/cex" xmlns:w16cid="http://schemas.microsoft.com/office/word/2016/wordml/cid" xmlns:w16="http://schemas.microsoft.com/office/word/2018/wordml" xmlns:w16du="http://schemas.microsoft.com/office/word/2023/wordml/word16du" xmlns:w16sdtdh="http://schemas.microsoft.com/office/word/2020/wordml/sdtdatahash" xmlns:w16sdtfl="http://schemas.microsoft.com/office/word/2024/wordml/sdtformatlock" xmlns:w16se="http://schemas.microsoft.com/office/word/2015/wordml/symex" xmlns:wpg="http://schemas.microsoft.com/office/word/2010/wordprocessingGroup" xmlns:wpi="http://schemas.microsoft.com/office/word/2010/wordprocessingInk" xmlns:wne="http://schemas.microsoft.com/office/word/2006/wordml" xmlns:wps="http://schemas.microsoft.com/office/word/2010/wordprocessingShape" xmlns:a="http://schemas.openxmlformats.org/drawingml/2006/main" xmlns:pic="http://schemas.openxmlformats.org/drawingml/2006/picture" mc:Ignorable="w14 w15 w16se w16cid w16 w16cex w16sdtdh w16sdtfl w16du wp14">
+<w:ftr xmlns:wpc="http://schemas.microsoft.com/office/word/2010/wordprocessingCanvas" xmlns:cx="http://schemas.microsoft.com/office/drawing/2014/chartex" xmlns:cx1="http://schemas.microsoft.com/office/drawing/2015/9/8/chartex" xmlns:cx2="http://schemas.microsoft.com/office/drawing/2015/10/21/chartex" xmlns:cx3="http://schemas.microsoft.com/office/drawing/2016/5/9/chartex" xmlns:cx4="http://schemas.microsoft.com/office/drawing/2016/5/10/chartex" xmlns:cx5="http://schemas.microsoft.com/office/drawing/2016/5/11/chartex" xmlns:cx6="http://schemas.microsoft.com/office/drawing/2016/5/12/chartex" xmlns:cx7="http://schemas.microsoft.com/office/drawing/2016/5/13/chartex" xmlns:cx8="http://schemas.microsoft.com/office/drawing/2016/5/14/chartex" xmlns:mc="http://schemas.openxmlformats.org/markup-compatibility/2006" xmlns:aink="http://schemas.microsoft.com/office/drawing/2016/ink" xmlns:am3d="http://schemas.microsoft.com/office/drawing/2017/model3d" xmlns:o="urn:schemas-microsoft-com:office:office" xmlns:oel="http://schemas.microsoft.com/office/2019/extlst" xmlns:r="http://schemas.openxmlformats.org/officeDocument/2006/relationships" xmlns:m="http://schemas.openxmlformats.org/officeDocument/2006/math" xmlns:v="urn:schemas-microsoft-com:vml" xmlns:wp14="http://schemas.microsoft.com/office/word/2010/wordprocessingDrawing" xmlns:wp="http://schemas.openxmlformats.org/drawingml/2006/wordprocessingDrawing" xmlns:w10="urn:schemas-microsoft-com:office:word" xmlns:w="http://schemas.openxmlformats.org/wordprocessingml/2006/main" xmlns:w14="http://schemas.microsoft.com/office/word/2010/wordml" xmlns:w15="http://schemas.microsoft.com/office/word/2012/wordml" xmlns:w16cex="http://schemas.microsoft.com/office/word/2018/wordml/cex" xmlns:w16cid="http://schemas.microsoft.com/office/word/2016/wordml/cid" xmlns:w16="http://schemas.microsoft.com/office/word/2018/wordml" xmlns:w16du="http://schemas.microsoft.com/office/word/2023/wordml/word16du" xmlns:w16sdtdh="http://schemas.microsoft.com/office/word/2020/wordml/sdtdatahash" xmlns:w16sdtfl="http://schemas.microsoft.com/office/word/2024/wordml/sdtformatlock" xmlns:w16se="http://schemas.microsoft.com/office/word/2015/wordml/symex" xmlns:wpg="http://schemas.microsoft.com/office/word/2010/wordprocessingGroup" xmlns:wpi="http://schemas.microsoft.com/office/word/2010/wordprocessingInk" xmlns:wne="http://schemas.microsoft.com/office/word/2006/wordml" xmlns:wps="http://schemas.microsoft.com/office/word/2010/wordprocessingShape" mc:Ignorable="w14 w15 w16se w16cid w16 w16cex w16sdtdh w16sdtfl w16du wp14">
   <w:p>
     <w:pPr>
       <w:pBdr>
@@ -1363,7 +1363,7 @@
     </w:r>
     <w:r>
       <w:rPr>
-        <w:rFonts w:ascii="Open Sans" w:hAnsi="Open Sans" w:eastAsia="Montserrat" w:cs="Open Sans"/>
+        <w:rFonts w:ascii="Open Sans" w:eastAsia="Montserrat" w:hAnsi="Open Sans" w:cs="Open Sans"/>
         <w:b/>
         <w:color w:val="C00000"/>
       </w:rPr>
@@ -1371,7 +1371,7 @@
     </w:r>
     <w:r>
       <w:rPr>
-        <w:rFonts w:ascii="Open Sans" w:hAnsi="Open Sans" w:eastAsia="Montserrat" w:cs="Open Sans"/>
+        <w:rFonts w:ascii="Open Sans" w:eastAsia="Montserrat" w:hAnsi="Open Sans" w:cs="Open Sans"/>
         <w:b/>
         <w:color w:val="C00000"/>
       </w:rPr>
@@ -1379,7 +1379,7 @@
     </w:r>
     <w:r>
       <w:rPr>
-        <w:rFonts w:ascii="Open Sans" w:hAnsi="Open Sans" w:eastAsia="Montserrat" w:cs="Open Sans"/>
+        <w:rFonts w:ascii="Open Sans" w:eastAsia="Montserrat" w:hAnsi="Open Sans" w:cs="Open Sans"/>
         <w:b/>
         <w:color w:val="C00000"/>
       </w:rPr>
@@ -1387,7 +1387,7 @@
     </w:r>
     <w:r>
       <w:rPr>
-        <w:rFonts w:ascii="Open Sans" w:hAnsi="Open Sans" w:eastAsia="Montserrat" w:cs="Open Sans"/>
+        <w:rFonts w:ascii="Open Sans" w:eastAsia="Montserrat" w:hAnsi="Open Sans" w:cs="Open Sans"/>
         <w:b/>
         <w:noProof/>
         <w:color w:val="C00000"/>
@@ -1396,7 +1396,7 @@
     </w:r>
     <w:r>
       <w:rPr>
-        <w:rFonts w:ascii="Open Sans" w:hAnsi="Open Sans" w:eastAsia="Montserrat" w:cs="Open Sans"/>
+        <w:rFonts w:ascii="Open Sans" w:eastAsia="Montserrat" w:hAnsi="Open Sans" w:cs="Open Sans"/>
         <w:b/>
         <w:color w:val="C00000"/>
       </w:rPr>
@@ -1471,9 +1471,9 @@
             </wp:anchor>
           </w:drawing>
         </mc:Choice>
-        <mc:Fallback xmlns:dgm="http://schemas.openxmlformats.org/drawingml/2006/diagram" xmlns:lc="http://schemas.openxmlformats.org/drawingml/2006/lockedCanvas" xmlns:c="http://schemas.openxmlformats.org/drawingml/2006/chart" xmlns:pic="http://schemas.openxmlformats.org/drawingml/2006/picture" xmlns:a="http://schemas.openxmlformats.org/drawingml/2006/main" xmlns:sl="http://schemas.openxmlformats.org/schemaLibrary/2006/main">
+        <mc:Fallback xmlns:sl="http://schemas.openxmlformats.org/schemaLibrary/2006/main" xmlns:a="http://schemas.openxmlformats.org/drawingml/2006/main" xmlns:pic="http://schemas.openxmlformats.org/drawingml/2006/picture" xmlns:c="http://schemas.openxmlformats.org/drawingml/2006/chart" xmlns:lc="http://schemas.openxmlformats.org/drawingml/2006/lockedCanvas" xmlns:dgm="http://schemas.openxmlformats.org/drawingml/2006/diagram">
           <w:drawing>
-            <wp:anchor distT="0" distB="0" distL="0" distR="0" simplePos="0" relativeHeight="0" behindDoc="1" locked="0" layoutInCell="1" hidden="0" allowOverlap="1" wp14:anchorId="73AF1D8A" wp14:editId="7777777">
+            <wp:anchor allowOverlap="1" behindDoc="1" distB="0" distT="0" distL="0" distR="0" hidden="0" layoutInCell="1" locked="0" relativeHeight="0" simplePos="0">
               <wp:simplePos x="0" y="0"/>
               <wp:positionH relativeFrom="column">
                 <wp:posOffset>-1876424</wp:posOffset>
@@ -1482,9 +1482,9 @@
                 <wp:posOffset>160020</wp:posOffset>
               </wp:positionV>
               <wp:extent cx="6610350" cy="704850"/>
-              <wp:effectExtent l="0" t="0" r="0" b="0"/>
+              <wp:effectExtent b="0" l="0" r="0" t="0"/>
               <wp:wrapNone/>
-              <wp:docPr id="551001808" name="image3.png"/>
+              <wp:docPr id="2" name="image3.png"/>
               <a:graphic>
                 <a:graphicData uri="http://schemas.openxmlformats.org/drawingml/2006/picture">
                   <pic:pic>
@@ -1494,7 +1494,7 @@
                     </pic:nvPicPr>
                     <pic:blipFill>
                       <a:blip r:embed="rId1"/>
-                      <a:srcRect l="0" t="0" r="0" b="0"/>
+                      <a:srcRect b="0" l="0" r="0" t="0"/>
                       <a:stretch>
                         <a:fillRect/>
                       </a:stretch>
@@ -1645,15 +1645,15 @@
 </file>
 
 <file path=word/header1.xml><?xml version="1.0" encoding="utf-8"?>
-<w:hdr xmlns:wpc="http://schemas.microsoft.com/office/word/2010/wordprocessingCanvas" xmlns:cx="http://schemas.microsoft.com/office/drawing/2014/chartex" xmlns:cx1="http://schemas.microsoft.com/office/drawing/2015/9/8/chartex" xmlns:cx2="http://schemas.microsoft.com/office/drawing/2015/10/21/chartex" xmlns:cx3="http://schemas.microsoft.com/office/drawing/2016/5/9/chartex" xmlns:cx4="http://schemas.microsoft.com/office/drawing/2016/5/10/chartex" xmlns:cx5="http://schemas.microsoft.com/office/drawing/2016/5/11/chartex" xmlns:cx6="http://schemas.microsoft.com/office/drawing/2016/5/12/chartex" xmlns:cx7="http://schemas.microsoft.com/office/drawing/2016/5/13/chartex" xmlns:cx8="http://schemas.microsoft.com/office/drawing/2016/5/14/chartex" xmlns:mc="http://schemas.openxmlformats.org/markup-compatibility/2006" xmlns:aink="http://schemas.microsoft.com/office/drawing/2016/ink" xmlns:am3d="http://schemas.microsoft.com/office/drawing/2017/model3d" xmlns:o="urn:schemas-microsoft-com:office:office" xmlns:oel="http://schemas.microsoft.com/office/2019/extlst" xmlns:r="http://schemas.openxmlformats.org/officeDocument/2006/relationships" xmlns:m="http://schemas.openxmlformats.org/officeDocument/2006/math" xmlns:v="urn:schemas-microsoft-com:vml" xmlns:wp14="http://schemas.microsoft.com/office/word/2010/wordprocessingDrawing" xmlns:wp="http://schemas.openxmlformats.org/drawingml/2006/wordprocessingDrawing" xmlns:w10="urn:schemas-microsoft-com:office:word" xmlns:w="http://schemas.openxmlformats.org/wordprocessingml/2006/main" xmlns:w14="http://schemas.microsoft.com/office/word/2010/wordml" xmlns:w15="http://schemas.microsoft.com/office/word/2012/wordml" xmlns:w16cex="http://schemas.microsoft.com/office/word/2018/wordml/cex" xmlns:w16cid="http://schemas.microsoft.com/office/word/2016/wordml/cid" xmlns:w16="http://schemas.microsoft.com/office/word/2018/wordml" xmlns:w16du="http://schemas.microsoft.com/office/word/2023/wordml/word16du" xmlns:w16sdtdh="http://schemas.microsoft.com/office/word/2020/wordml/sdtdatahash" xmlns:w16sdtfl="http://schemas.microsoft.com/office/word/2024/wordml/sdtformatlock" xmlns:w16se="http://schemas.microsoft.com/office/word/2015/wordml/symex" xmlns:wpg="http://schemas.microsoft.com/office/word/2010/wordprocessingGroup" xmlns:wpi="http://schemas.microsoft.com/office/word/2010/wordprocessingInk" xmlns:wne="http://schemas.microsoft.com/office/word/2006/wordml" xmlns:wps="http://schemas.microsoft.com/office/word/2010/wordprocessingShape" xmlns:a="http://schemas.openxmlformats.org/drawingml/2006/main" xmlns:pic="http://schemas.openxmlformats.org/drawingml/2006/picture" mc:Ignorable="w14 w15 w16se w16cid w16 w16cex w16sdtdh w16sdtfl w16du wp14">
+<w:hdr xmlns:wpc="http://schemas.microsoft.com/office/word/2010/wordprocessingCanvas" xmlns:cx="http://schemas.microsoft.com/office/drawing/2014/chartex" xmlns:cx1="http://schemas.microsoft.com/office/drawing/2015/9/8/chartex" xmlns:cx2="http://schemas.microsoft.com/office/drawing/2015/10/21/chartex" xmlns:cx3="http://schemas.microsoft.com/office/drawing/2016/5/9/chartex" xmlns:cx4="http://schemas.microsoft.com/office/drawing/2016/5/10/chartex" xmlns:cx5="http://schemas.microsoft.com/office/drawing/2016/5/11/chartex" xmlns:cx6="http://schemas.microsoft.com/office/drawing/2016/5/12/chartex" xmlns:cx7="http://schemas.microsoft.com/office/drawing/2016/5/13/chartex" xmlns:cx8="http://schemas.microsoft.com/office/drawing/2016/5/14/chartex" xmlns:mc="http://schemas.openxmlformats.org/markup-compatibility/2006" xmlns:aink="http://schemas.microsoft.com/office/drawing/2016/ink" xmlns:am3d="http://schemas.microsoft.com/office/drawing/2017/model3d" xmlns:o="urn:schemas-microsoft-com:office:office" xmlns:oel="http://schemas.microsoft.com/office/2019/extlst" xmlns:r="http://schemas.openxmlformats.org/officeDocument/2006/relationships" xmlns:m="http://schemas.openxmlformats.org/officeDocument/2006/math" xmlns:v="urn:schemas-microsoft-com:vml" xmlns:wp14="http://schemas.microsoft.com/office/word/2010/wordprocessingDrawing" xmlns:wp="http://schemas.openxmlformats.org/drawingml/2006/wordprocessingDrawing" xmlns:w10="urn:schemas-microsoft-com:office:word" xmlns:w="http://schemas.openxmlformats.org/wordprocessingml/2006/main" xmlns:w14="http://schemas.microsoft.com/office/word/2010/wordml" xmlns:w15="http://schemas.microsoft.com/office/word/2012/wordml" xmlns:w16cex="http://schemas.microsoft.com/office/word/2018/wordml/cex" xmlns:w16cid="http://schemas.microsoft.com/office/word/2016/wordml/cid" xmlns:w16="http://schemas.microsoft.com/office/word/2018/wordml" xmlns:w16du="http://schemas.microsoft.com/office/word/2023/wordml/word16du" xmlns:w16sdtdh="http://schemas.microsoft.com/office/word/2020/wordml/sdtdatahash" xmlns:w16sdtfl="http://schemas.microsoft.com/office/word/2024/wordml/sdtformatlock" xmlns:w16se="http://schemas.microsoft.com/office/word/2015/wordml/symex" xmlns:wpg="http://schemas.microsoft.com/office/word/2010/wordprocessingGroup" xmlns:wpi="http://schemas.microsoft.com/office/word/2010/wordprocessingInk" xmlns:wne="http://schemas.microsoft.com/office/word/2006/wordml" xmlns:wps="http://schemas.microsoft.com/office/word/2010/wordprocessingShape" mc:Ignorable="w14 w15 w16se w16cid w16 w16cex w16sdtdh w16sdtfl w16du wp14">
   <w:p>
     <w:pPr>
       <w:pBdr>
-        <w:bottom w:val="single" w:color="7F7F7F" w:themeColor="text1" w:themeTint="80" w:sz="8" w:space="1"/>
+        <w:bottom w:val="single" w:sz="8" w:space="1" w:color="7F7F7F" w:themeColor="text1" w:themeTint="80"/>
       </w:pBdr>
       <w:jc w:val="both"/>
       <w:rPr>
-        <w:rFonts w:ascii="Open Sans" w:hAnsi="Open Sans" w:eastAsia="Open Sans" w:cs="Open Sans"/>
+        <w:rFonts w:ascii="Open Sans" w:eastAsia="Open Sans" w:hAnsi="Open Sans" w:cs="Open Sans"/>
         <w:b/>
         <w:color w:val="808080" w:themeColor="background1" w:themeShade="80"/>
         <w:sz w:val="20"/>
@@ -1662,7 +1662,7 @@
     </w:pPr>
     <w:r>
       <w:rPr>
-        <w:rFonts w:ascii="Open Sans" w:hAnsi="Open Sans" w:eastAsia="Open Sans" w:cs="Open Sans"/>
+        <w:rFonts w:ascii="Open Sans" w:eastAsia="Open Sans" w:hAnsi="Open Sans" w:cs="Open Sans"/>
         <w:b/>
         <w:color w:val="808080" w:themeColor="background1" w:themeShade="80"/>
         <w:sz w:val="20"/>
@@ -1741,8 +1741,8 @@
           </w:drawing>
         </mc:Choice>
         <mc:Fallback>
-          <w:pict w14:anchorId="10B6ABC5">
-            <v:rect id="Rectángulo 13" style="position:absolute;margin-left:-109.5pt;margin-top:-36pt;width:65.05pt;height:72.05pt;z-index:251665408;visibility:visible;mso-wrap-style:square;mso-wrap-distance-left:9pt;mso-wrap-distance-top:0;mso-wrap-distance-right:9pt;mso-wrap-distance-bottom:0;mso-position-horizontal:absolute;mso-position-horizontal-relative:text;mso-position-vertical:absolute;mso-position-vertical-relative:text;v-text-anchor:middle" o:spid="_x0000_s1026" fillcolor="#db0032" stroked="f" strokeweight="2pt" w14:anchorId="0BEB9CC4" o:gfxdata="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"/>
+          <w:pict>
+            <v:rect w14:anchorId="0BEB9CC4" id="Rectángulo 13" o:spid="_x0000_s1026" style="position:absolute;margin-left:-109.5pt;margin-top:-36pt;width:65.05pt;height:72.05pt;z-index:251665408;visibility:visible;mso-wrap-style:square;mso-wrap-distance-left:9pt;mso-wrap-distance-top:0;mso-wrap-distance-right:9pt;mso-wrap-distance-bottom:0;mso-position-horizontal:absolute;mso-position-horizontal-relative:text;mso-position-vertical:absolute;mso-position-vertical-relative:text;v-text-anchor:middle" o:gfxdata="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" fillcolor="#db0032" stroked="f" strokeweight="2pt"/>
           </w:pict>
         </mc:Fallback>
       </mc:AlternateContent>
@@ -1851,7 +1851,7 @@
     </w:r>
     <w:r>
       <w:rPr>
-        <w:rFonts w:ascii="Open Sans" w:hAnsi="Open Sans" w:eastAsia="Open Sans" w:cs="Open Sans"/>
+        <w:rFonts w:ascii="Open Sans" w:eastAsia="Open Sans" w:hAnsi="Open Sans" w:cs="Open Sans"/>
         <w:b/>
         <w:color w:val="808080" w:themeColor="background1" w:themeShade="80"/>
         <w:sz w:val="20"/>
@@ -1861,7 +1861,7 @@
     </w:r>
     <w:r>
       <w:rPr>
-        <w:rFonts w:ascii="Open Sans" w:hAnsi="Open Sans" w:eastAsia="Open Sans" w:cs="Open Sans"/>
+        <w:rFonts w:ascii="Open Sans" w:eastAsia="Open Sans" w:hAnsi="Open Sans" w:cs="Open Sans"/>
         <w:b/>
         <w:color w:val="808080" w:themeColor="background1" w:themeShade="80"/>
         <w:sz w:val="20"/>
@@ -1871,7 +1871,7 @@
     </w:r>
     <w:r>
       <w:rPr>
-        <w:rFonts w:ascii="Open Sans" w:hAnsi="Open Sans" w:eastAsia="Open Sans" w:cs="Open Sans"/>
+        <w:rFonts w:ascii="Open Sans" w:eastAsia="Open Sans" w:hAnsi="Open Sans" w:cs="Open Sans"/>
         <w:b/>
         <w:color w:val="808080" w:themeColor="background1" w:themeShade="80"/>
         <w:sz w:val="20"/>
@@ -1881,263 +1881,59 @@
     </w:r>
     <w:r>
       <w:rPr>
-        <w:rFonts w:ascii="Open Sans" w:hAnsi="Open Sans" w:eastAsia="Open Sans" w:cs="Open Sans"/>
+        <w:rFonts w:ascii="Open Sans" w:eastAsia="Open Sans" w:hAnsi="Open Sans" w:cs="Open Sans"/>
         <w:b/>
         <w:color w:val="808080" w:themeColor="background1" w:themeShade="80"/>
         <w:sz w:val="20"/>
         <w:szCs w:val="20"/>
       </w:rPr>
       <w:tab/>
+      <w:t xml:space="preserve">         </w:t>
     </w:r>
     <w:r>
       <w:rPr>
-        <w:rFonts w:ascii="Open Sans" w:hAnsi="Open Sans" w:eastAsia="Open Sans" w:cs="Open Sans"/>
+        <w:rFonts w:ascii="Open Sans" w:eastAsia="Open Sans" w:hAnsi="Open Sans" w:cs="Open Sans"/>
         <w:b/>
         <w:color w:val="808080" w:themeColor="background1" w:themeShade="80"/>
         <w:sz w:val="20"/>
         <w:szCs w:val="20"/>
       </w:rPr>
-      <w:t xml:space="preserve">         </w:t>
     </w:r>
     <w:r>
       <w:rPr>
-        <w:rFonts w:ascii="Open Sans" w:hAnsi="Open Sans" w:eastAsia="Open Sans" w:cs="Open Sans"/>
+        <w:rFonts w:ascii="Open Sans" w:eastAsia="Open Sans" w:hAnsi="Open Sans" w:cs="Open Sans"/>
         <w:b/>
         <w:color w:val="808080" w:themeColor="background1" w:themeShade="80"/>
         <w:sz w:val="20"/>
         <w:szCs w:val="20"/>
       </w:rPr>
-      <w:t>Junio</w:t>
     </w:r>
     <w:r>
       <w:rPr>
-        <w:rFonts w:ascii="Open Sans" w:hAnsi="Open Sans" w:eastAsia="Open Sans" w:cs="Open Sans"/>
+        <w:noProof/>
+        <w:lang w:val="es-419" w:eastAsia="es-419"/>
+      </w:rPr>
+    </w:r>
+    <w:r>
+      <w:rPr>
+        <w:noProof/>
+        <w:lang w:val="es-419" w:eastAsia="es-419"/>
+      </w:rPr>
+    </w:r>
+    <w:r>
+      <w:rPr>
+        <w:noProof/>
+        <w:lang w:val="es-419" w:eastAsia="es-419"/>
+      </w:rPr>
+    </w:r>
+    <w:r>
+      <w:rPr>
+        <w:rFonts w:ascii="Open Sans" w:eastAsia="Open Sans" w:hAnsi="Open Sans" w:cs="Open Sans"/>
         <w:b/>
         <w:color w:val="808080" w:themeColor="background1" w:themeShade="80"/>
         <w:sz w:val="20"/>
         <w:szCs w:val="20"/>
       </w:rPr>
-      <w:t xml:space="preserve"> 202</w:t>
-    </w:r>
-    <w:r>
-      <w:rPr>
-        <w:noProof/>
-        <w:lang w:val="es-419" w:eastAsia="es-419"/>
-      </w:rPr>
-      <mc:AlternateContent>
-        <mc:Choice Requires="wps">
-          <w:drawing>
-            <wp:anchor distT="0" distB="0" distL="114300" distR="114300" simplePos="0" relativeHeight="251658240" behindDoc="0" locked="0" layoutInCell="1" hidden="0" allowOverlap="1" wp14:anchorId="5FFD0720" wp14:editId="0907423A">
-              <wp:simplePos x="0" y="0"/>
-              <wp:positionH relativeFrom="column">
-                <wp:posOffset>-1390649</wp:posOffset>
-              </wp:positionH>
-              <wp:positionV relativeFrom="paragraph">
-                <wp:posOffset>-457199</wp:posOffset>
-              </wp:positionV>
-              <wp:extent cx="826135" cy="915035"/>
-              <wp:effectExtent l="0" t="0" r="0" b="0"/>
-              <wp:wrapNone/>
-              <wp:docPr id="1" name="Rectángulo 1"/>
-              <wp:cNvGraphicFramePr/>
-              <a:graphic xmlns:a="http://schemas.openxmlformats.org/drawingml/2006/main">
-                <a:graphicData uri="http://schemas.microsoft.com/office/word/2010/wordprocessingShape">
-                  <wps:wsp>
-                    <wps:cNvSpPr/>
-                    <wps:spPr>
-                      <a:xfrm>
-                        <a:off x="0" y="0"/>
-                        <a:ext cx="826135" cy="915035"/>
-                      </a:xfrm>
-                      <a:prstGeom prst="rect">
-                        <a:avLst/>
-                      </a:prstGeom>
-                      <a:solidFill>
-                        <a:srgbClr val="DB0032"/>
-                      </a:solidFill>
-                      <a:ln>
-                        <a:noFill/>
-                      </a:ln>
-                    </wps:spPr>
-                    <wps:style>
-                      <a:lnRef idx="2">
-                        <a:schemeClr val="accent1">
-                          <a:shade val="50000"/>
-                        </a:schemeClr>
-                      </a:lnRef>
-                      <a:fillRef idx="1">
-                        <a:schemeClr val="accent1"/>
-                      </a:fillRef>
-                      <a:effectRef idx="0">
-                        <a:schemeClr val="accent1"/>
-                      </a:effectRef>
-                      <a:fontRef idx="minor">
-                        <a:schemeClr val="lt1"/>
-                      </a:fontRef>
-                    </wps:style>
-                    <wps:bodyPr rot="0" spcFirstLastPara="0" vertOverflow="overflow" horzOverflow="overflow" vert="horz" wrap="square" lIns="91440" tIns="45720" rIns="91440" bIns="45720" numCol="1" spcCol="0" rtlCol="0" fromWordArt="0" anchor="ctr" anchorCtr="0" forceAA="0" compatLnSpc="1">
-                      <a:prstTxWarp prst="textNoShape">
-                        <a:avLst/>
-                      </a:prstTxWarp>
-                      <a:noAutofit/>
-                    </wps:bodyPr>
-                  </wps:wsp>
-                </a:graphicData>
-              </a:graphic>
-            </wp:anchor>
-          </w:drawing>
-        </mc:Choice>
-        <mc:Fallback xmlns:dgm="http://schemas.openxmlformats.org/drawingml/2006/diagram" xmlns:lc="http://schemas.openxmlformats.org/drawingml/2006/lockedCanvas" xmlns:c="http://schemas.openxmlformats.org/drawingml/2006/chart" xmlns:pic="http://schemas.openxmlformats.org/drawingml/2006/picture" xmlns:a="http://schemas.openxmlformats.org/drawingml/2006/main" xmlns:sl="http://schemas.openxmlformats.org/schemaLibrary/2006/main">
-          <w:drawing>
-            <wp:anchor distT="0" distB="0" distL="114300" distR="114300" simplePos="0" relativeHeight="0" behindDoc="0" locked="0" layoutInCell="1" hidden="0" allowOverlap="1" wp14:anchorId="2428E409" wp14:editId="7777777">
-              <wp:simplePos x="0" y="0"/>
-              <wp:positionH relativeFrom="column">
-                <wp:posOffset>-1390649</wp:posOffset>
-              </wp:positionH>
-              <wp:positionV relativeFrom="paragraph">
-                <wp:posOffset>-457199</wp:posOffset>
-              </wp:positionV>
-              <wp:extent cx="826135" cy="915035"/>
-              <wp:effectExtent l="0" t="0" r="0" b="0"/>
-              <wp:wrapNone/>
-              <wp:docPr id="1281351486" name="image2.png"/>
-              <a:graphic>
-                <a:graphicData uri="http://schemas.openxmlformats.org/drawingml/2006/picture">
-                  <pic:pic>
-                    <pic:nvPicPr>
-                      <pic:cNvPr id="0" name="image2.png"/>
-                      <pic:cNvPicPr preferRelativeResize="0"/>
-                    </pic:nvPicPr>
-                    <pic:blipFill>
-                      <a:blip r:embed="rId3"/>
-                      <a:srcRect l="0" t="0" r="0" b="0"/>
-                      <a:stretch>
-                        <a:fillRect/>
-                      </a:stretch>
-                    </pic:blipFill>
-                    <pic:spPr>
-                      <a:xfrm>
-                        <a:off x="0" y="0"/>
-                        <a:ext cx="826135" cy="915035"/>
-                      </a:xfrm>
-                      <a:prstGeom prst="rect"/>
-                      <a:ln/>
-                    </pic:spPr>
-                  </pic:pic>
-                </a:graphicData>
-              </a:graphic>
-            </wp:anchor>
-          </w:drawing>
-        </mc:Fallback>
-      </mc:AlternateContent>
-    </w:r>
-    <w:r>
-      <w:rPr>
-        <w:noProof/>
-        <w:lang w:val="es-419" w:eastAsia="es-419"/>
-      </w:rPr>
-      <w:drawing>
-        <wp:anchor distT="0" distB="0" distL="114300" distR="114300" simplePos="0" relativeHeight="251659264" behindDoc="0" locked="0" layoutInCell="1" hidden="0" allowOverlap="1" wp14:anchorId="76845840" wp14:editId="4E3A7D65">
-          <wp:simplePos x="0" y="0"/>
-          <wp:positionH relativeFrom="column">
-            <wp:posOffset>-1390650</wp:posOffset>
-          </wp:positionH>
-          <wp:positionV relativeFrom="paragraph">
-            <wp:posOffset>-304799</wp:posOffset>
-          </wp:positionV>
-          <wp:extent cx="827593" cy="729712"/>
-          <wp:effectExtent l="0" t="0" r="0" b="0"/>
-          <wp:wrapNone/>
-          <wp:docPr id="5" name="image4.png"/>
-          <wp:cNvGraphicFramePr/>
-          <a:graphic xmlns:a="http://schemas.openxmlformats.org/drawingml/2006/main">
-            <a:graphicData uri="http://schemas.openxmlformats.org/drawingml/2006/picture">
-              <pic:pic xmlns:pic="http://schemas.openxmlformats.org/drawingml/2006/picture">
-                <pic:nvPicPr>
-                  <pic:cNvPr id="0" name="image4.png"/>
-                  <pic:cNvPicPr preferRelativeResize="0"/>
-                </pic:nvPicPr>
-                <pic:blipFill>
-                  <a:blip r:embed="rId1"/>
-                  <a:srcRect/>
-                  <a:stretch>
-                    <a:fillRect/>
-                  </a:stretch>
-                </pic:blipFill>
-                <pic:spPr>
-                  <a:xfrm>
-                    <a:off x="0" y="0"/>
-                    <a:ext cx="827593" cy="729712"/>
-                  </a:xfrm>
-                  <a:prstGeom prst="rect">
-                    <a:avLst/>
-                  </a:prstGeom>
-                  <a:ln/>
-                </pic:spPr>
-              </pic:pic>
-            </a:graphicData>
-          </a:graphic>
-        </wp:anchor>
-      </w:drawing>
-    </w:r>
-    <w:r>
-      <w:rPr>
-        <w:noProof/>
-        <w:lang w:val="es-419" w:eastAsia="es-419"/>
-      </w:rPr>
-      <w:drawing>
-        <wp:anchor distT="0" distB="0" distL="114300" distR="114300" simplePos="0" relativeHeight="251660288" behindDoc="0" locked="0" layoutInCell="1" hidden="0" allowOverlap="1" wp14:anchorId="34E96621" wp14:editId="78FFE30A">
-          <wp:simplePos x="0" y="0"/>
-          <wp:positionH relativeFrom="column">
-            <wp:posOffset>-1390649</wp:posOffset>
-          </wp:positionH>
-          <wp:positionV relativeFrom="paragraph">
-            <wp:posOffset>771525</wp:posOffset>
-          </wp:positionV>
-          <wp:extent cx="848360" cy="342900"/>
-          <wp:effectExtent l="0" t="0" r="0" b="0"/>
-          <wp:wrapSquare wrapText="bothSides" distT="0" distB="0" distL="114300" distR="114300"/>
-          <wp:docPr id="6" name="image6.png" descr="Colaborá con Libertad y Progreso - Fundación Libertad Y Progreso"/>
-          <wp:cNvGraphicFramePr/>
-          <a:graphic xmlns:a="http://schemas.openxmlformats.org/drawingml/2006/main">
-            <a:graphicData uri="http://schemas.openxmlformats.org/drawingml/2006/picture">
-              <pic:pic xmlns:pic="http://schemas.openxmlformats.org/drawingml/2006/picture">
-                <pic:nvPicPr>
-                  <pic:cNvPr id="0" name="image6.png" descr="Colaborá con Libertad y Progreso - Fundación Libertad Y Progreso"/>
-                  <pic:cNvPicPr preferRelativeResize="0"/>
-                </pic:nvPicPr>
-                <pic:blipFill>
-                  <a:blip r:embed="rId2"/>
-                  <a:srcRect l="25959" t="24303" r="7277" b="6831"/>
-                  <a:stretch>
-                    <a:fillRect/>
-                  </a:stretch>
-                </pic:blipFill>
-                <pic:spPr>
-                  <a:xfrm>
-                    <a:off x="0" y="0"/>
-                    <a:ext cx="848360" cy="342900"/>
-                  </a:xfrm>
-                  <a:prstGeom prst="rect">
-                    <a:avLst/>
-                  </a:prstGeom>
-                  <a:ln/>
-                </pic:spPr>
-              </pic:pic>
-            </a:graphicData>
-          </a:graphic>
-        </wp:anchor>
-      </w:drawing>
-    </w:r>
-    <w:r>
-      <w:rPr>
-        <w:rFonts w:ascii="Open Sans" w:hAnsi="Open Sans" w:eastAsia="Open Sans" w:cs="Open Sans"/>
-        <w:b/>
-        <w:color w:val="808080" w:themeColor="background1" w:themeShade="80"/>
-        <w:sz w:val="20"/>
-        <w:szCs w:val="20"/>
-      </w:rPr>
-      <w:t>6</w:t>
     </w:r>
   </w:p>
 </w:hdr>
@@ -2158,7 +1954,7 @@
         <w:ind w:left="2421" w:hanging="360"/>
       </w:pPr>
       <w:rPr>
-        <w:rFonts w:hint="default" w:ascii="Symbol" w:hAnsi="Symbol"/>
+        <w:rFonts w:ascii="Symbol" w:hAnsi="Symbol" w:hint="default"/>
       </w:rPr>
     </w:lvl>
     <w:lvl w:ilvl="1" w:tplc="580A0003" w:tentative="1">
@@ -2170,7 +1966,7 @@
         <w:ind w:left="3141" w:hanging="360"/>
       </w:pPr>
       <w:rPr>
-        <w:rFonts w:hint="default" w:ascii="Courier New" w:hAnsi="Courier New" w:cs="Courier New"/>
+        <w:rFonts w:ascii="Courier New" w:hAnsi="Courier New" w:cs="Courier New" w:hint="default"/>
       </w:rPr>
     </w:lvl>
     <w:lvl w:ilvl="2" w:tplc="580A0005" w:tentative="1">
@@ -2182,7 +1978,7 @@
         <w:ind w:left="3861" w:hanging="360"/>
       </w:pPr>
       <w:rPr>
-        <w:rFonts w:hint="default" w:ascii="Wingdings" w:hAnsi="Wingdings"/>
+        <w:rFonts w:ascii="Wingdings" w:hAnsi="Wingdings" w:hint="default"/>
       </w:rPr>
     </w:lvl>
     <w:lvl w:ilvl="3" w:tplc="580A0001" w:tentative="1">
@@ -2194,7 +1990,7 @@
         <w:ind w:left="4581" w:hanging="360"/>
       </w:pPr>
       <w:rPr>
-        <w:rFonts w:hint="default" w:ascii="Symbol" w:hAnsi="Symbol"/>
+        <w:rFonts w:ascii="Symbol" w:hAnsi="Symbol" w:hint="default"/>
       </w:rPr>
     </w:lvl>
     <w:lvl w:ilvl="4" w:tplc="580A0003" w:tentative="1">
@@ -2206,7 +2002,7 @@
         <w:ind w:left="5301" w:hanging="360"/>
       </w:pPr>
       <w:rPr>
-        <w:rFonts w:hint="default" w:ascii="Courier New" w:hAnsi="Courier New" w:cs="Courier New"/>
+        <w:rFonts w:ascii="Courier New" w:hAnsi="Courier New" w:cs="Courier New" w:hint="default"/>
       </w:rPr>
     </w:lvl>
     <w:lvl w:ilvl="5" w:tplc="580A0005" w:tentative="1">
@@ -2218,7 +2014,7 @@
         <w:ind w:left="6021" w:hanging="360"/>
       </w:pPr>
       <w:rPr>
-        <w:rFonts w:hint="default" w:ascii="Wingdings" w:hAnsi="Wingdings"/>
+        <w:rFonts w:ascii="Wingdings" w:hAnsi="Wingdings" w:hint="default"/>
       </w:rPr>
     </w:lvl>
     <w:lvl w:ilvl="6" w:tplc="580A0001" w:tentative="1">
@@ -2230,7 +2026,7 @@
         <w:ind w:left="6741" w:hanging="360"/>
       </w:pPr>
       <w:rPr>
-        <w:rFonts w:hint="default" w:ascii="Symbol" w:hAnsi="Symbol"/>
+        <w:rFonts w:ascii="Symbol" w:hAnsi="Symbol" w:hint="default"/>
       </w:rPr>
     </w:lvl>
     <w:lvl w:ilvl="7" w:tplc="580A0003" w:tentative="1">
@@ -2242,7 +2038,7 @@
         <w:ind w:left="7461" w:hanging="360"/>
       </w:pPr>
       <w:rPr>
-        <w:rFonts w:hint="default" w:ascii="Courier New" w:hAnsi="Courier New" w:cs="Courier New"/>
+        <w:rFonts w:ascii="Courier New" w:hAnsi="Courier New" w:cs="Courier New" w:hint="default"/>
       </w:rPr>
     </w:lvl>
     <w:lvl w:ilvl="8" w:tplc="580A0005" w:tentative="1">
@@ -2254,7 +2050,7 @@
         <w:ind w:left="8181" w:hanging="360"/>
       </w:pPr>
       <w:rPr>
-        <w:rFonts w:hint="default" w:ascii="Wingdings" w:hAnsi="Wingdings"/>
+        <w:rFonts w:ascii="Wingdings" w:hAnsi="Wingdings" w:hint="default"/>
       </w:rPr>
     </w:lvl>
   </w:abstractNum>
@@ -2271,7 +2067,7 @@
         <w:ind w:left="720" w:hanging="360"/>
       </w:pPr>
       <w:rPr>
-        <w:rFonts w:hint="default" w:ascii="Symbol" w:hAnsi="Symbol"/>
+        <w:rFonts w:ascii="Symbol" w:hAnsi="Symbol" w:hint="default"/>
       </w:rPr>
     </w:lvl>
     <w:lvl w:ilvl="1" w:tplc="2C0A0003" w:tentative="1">
@@ -2283,7 +2079,7 @@
         <w:ind w:left="1440" w:hanging="360"/>
       </w:pPr>
       <w:rPr>
-        <w:rFonts w:hint="default" w:ascii="Courier New" w:hAnsi="Courier New" w:cs="Courier New"/>
+        <w:rFonts w:ascii="Courier New" w:hAnsi="Courier New" w:cs="Courier New" w:hint="default"/>
       </w:rPr>
     </w:lvl>
     <w:lvl w:ilvl="2" w:tplc="2C0A0005" w:tentative="1">
@@ -2295,7 +2091,7 @@
         <w:ind w:left="2160" w:hanging="360"/>
       </w:pPr>
       <w:rPr>
-        <w:rFonts w:hint="default" w:ascii="Wingdings" w:hAnsi="Wingdings"/>
+        <w:rFonts w:ascii="Wingdings" w:hAnsi="Wingdings" w:hint="default"/>
       </w:rPr>
     </w:lvl>
     <w:lvl w:ilvl="3" w:tplc="2C0A0001" w:tentative="1">
@@ -2307,7 +2103,7 @@
         <w:ind w:left="2880" w:hanging="360"/>
       </w:pPr>
       <w:rPr>
-        <w:rFonts w:hint="default" w:ascii="Symbol" w:hAnsi="Symbol"/>
+        <w:rFonts w:ascii="Symbol" w:hAnsi="Symbol" w:hint="default"/>
       </w:rPr>
     </w:lvl>
     <w:lvl w:ilvl="4" w:tplc="2C0A0003" w:tentative="1">
@@ -2319,7 +2115,7 @@
         <w:ind w:left="3600" w:hanging="360"/>
       </w:pPr>
       <w:rPr>
-        <w:rFonts w:hint="default" w:ascii="Courier New" w:hAnsi="Courier New" w:cs="Courier New"/>
+        <w:rFonts w:ascii="Courier New" w:hAnsi="Courier New" w:cs="Courier New" w:hint="default"/>
       </w:rPr>
     </w:lvl>
     <w:lvl w:ilvl="5" w:tplc="2C0A0005" w:tentative="1">
@@ -2331,7 +2127,7 @@
         <w:ind w:left="4320" w:hanging="360"/>
       </w:pPr>
       <w:rPr>
-        <w:rFonts w:hint="default" w:ascii="Wingdings" w:hAnsi="Wingdings"/>
+        <w:rFonts w:ascii="Wingdings" w:hAnsi="Wingdings" w:hint="default"/>
       </w:rPr>
     </w:lvl>
     <w:lvl w:ilvl="6" w:tplc="2C0A0001" w:tentative="1">
@@ -2343,7 +2139,7 @@
         <w:ind w:left="5040" w:hanging="360"/>
       </w:pPr>
       <w:rPr>
-        <w:rFonts w:hint="default" w:ascii="Symbol" w:hAnsi="Symbol"/>
+        <w:rFonts w:ascii="Symbol" w:hAnsi="Symbol" w:hint="default"/>
       </w:rPr>
     </w:lvl>
     <w:lvl w:ilvl="7" w:tplc="2C0A0003" w:tentative="1">
@@ -2355,7 +2151,7 @@
         <w:ind w:left="5760" w:hanging="360"/>
       </w:pPr>
       <w:rPr>
-        <w:rFonts w:hint="default" w:ascii="Courier New" w:hAnsi="Courier New" w:cs="Courier New"/>
+        <w:rFonts w:ascii="Courier New" w:hAnsi="Courier New" w:cs="Courier New" w:hint="default"/>
       </w:rPr>
     </w:lvl>
     <w:lvl w:ilvl="8" w:tplc="2C0A0005" w:tentative="1">
@@ -2367,7 +2163,7 @@
         <w:ind w:left="6480" w:hanging="360"/>
       </w:pPr>
       <w:rPr>
-        <w:rFonts w:hint="default" w:ascii="Wingdings" w:hAnsi="Wingdings"/>
+        <w:rFonts w:ascii="Wingdings" w:hAnsi="Wingdings" w:hint="default"/>
       </w:rPr>
     </w:lvl>
   </w:abstractNum>
@@ -2381,11 +2177,11 @@
 </file>
 
 <file path=word/styles.xml><?xml version="1.0" encoding="utf-8"?>
-<w:styles xmlns:wp14="http://schemas.microsoft.com/office/word/2010/wordprocessingDrawing" xmlns:mc="http://schemas.openxmlformats.org/markup-compatibility/2006" xmlns:r="http://schemas.openxmlformats.org/officeDocument/2006/relationships" xmlns:w="http://schemas.openxmlformats.org/wordprocessingml/2006/main" xmlns:w14="http://schemas.microsoft.com/office/word/2010/wordml" xmlns:w15="http://schemas.microsoft.com/office/word/2012/wordml" xmlns:w16cex="http://schemas.microsoft.com/office/word/2018/wordml/cex" xmlns:w16cid="http://schemas.microsoft.com/office/word/2016/wordml/cid" xmlns:w16="http://schemas.microsoft.com/office/word/2018/wordml" xmlns:w16du="http://schemas.microsoft.com/office/word/2023/wordml/word16du" xmlns:w16sdtdh="http://schemas.microsoft.com/office/word/2020/wordml/sdtdatahash" xmlns:w16sdtfl="http://schemas.microsoft.com/office/word/2024/wordml/sdtformatlock" xmlns:w16se="http://schemas.microsoft.com/office/word/2015/wordml/symex" mc:Ignorable="w14 w15 w16se w16cid w16 w16cex w16sdtdh w16sdtfl w16du wp14">
+<w:styles xmlns:mc="http://schemas.openxmlformats.org/markup-compatibility/2006" xmlns:r="http://schemas.openxmlformats.org/officeDocument/2006/relationships" xmlns:w="http://schemas.openxmlformats.org/wordprocessingml/2006/main" xmlns:w14="http://schemas.microsoft.com/office/word/2010/wordml" xmlns:w15="http://schemas.microsoft.com/office/word/2012/wordml" xmlns:w16cex="http://schemas.microsoft.com/office/word/2018/wordml/cex" xmlns:w16cid="http://schemas.microsoft.com/office/word/2016/wordml/cid" xmlns:w16="http://schemas.microsoft.com/office/word/2018/wordml" xmlns:w16du="http://schemas.microsoft.com/office/word/2023/wordml/word16du" xmlns:w16sdtdh="http://schemas.microsoft.com/office/word/2020/wordml/sdtdatahash" xmlns:w16sdtfl="http://schemas.microsoft.com/office/word/2024/wordml/sdtformatlock" xmlns:w16se="http://schemas.microsoft.com/office/word/2015/wordml/symex" mc:Ignorable="w14 w15 w16se w16cid w16 w16cex w16sdtdh w16sdtfl w16du">
   <w:docDefaults>
     <w:rPrDefault>
       <w:rPr>
-        <w:rFonts w:ascii="Calibri" w:hAnsi="Calibri" w:eastAsia="Calibri" w:cs="Calibri"/>
+        <w:rFonts w:ascii="Calibri" w:eastAsia="Calibri" w:hAnsi="Calibri" w:cs="Calibri"/>
         <w:sz w:val="22"/>
         <w:szCs w:val="22"/>
         <w:lang w:val="es-AR" w:eastAsia="en-US" w:bidi="ar-SA"/>
@@ -2400,14 +2196,14 @@
   <w:latentStyles w:defLockedState="0" w:defUIPriority="99" w:defSemiHidden="0" w:defUnhideWhenUsed="0" w:defQFormat="0" w:count="376">
     <w:lsdException w:name="Normal" w:uiPriority="0" w:qFormat="1"/>
     <w:lsdException w:name="heading 1" w:uiPriority="9" w:qFormat="1"/>
-    <w:lsdException w:name="heading 2" w:uiPriority="9" w:semiHidden="1" w:unhideWhenUsed="1" w:qFormat="1"/>
-    <w:lsdException w:name="heading 3" w:uiPriority="9" w:semiHidden="1" w:unhideWhenUsed="1" w:qFormat="1"/>
-    <w:lsdException w:name="heading 4" w:uiPriority="9" w:semiHidden="1" w:unhideWhenUsed="1" w:qFormat="1"/>
-    <w:lsdException w:name="heading 5" w:uiPriority="9" w:semiHidden="1" w:unhideWhenUsed="1" w:qFormat="1"/>
-    <w:lsdException w:name="heading 6" w:uiPriority="9" w:semiHidden="1" w:unhideWhenUsed="1" w:qFormat="1"/>
-    <w:lsdException w:name="heading 7" w:uiPriority="9" w:semiHidden="1" w:unhideWhenUsed="1" w:qFormat="1"/>
-    <w:lsdException w:name="heading 8" w:uiPriority="9" w:semiHidden="1" w:unhideWhenUsed="1" w:qFormat="1"/>
-    <w:lsdException w:name="heading 9" w:uiPriority="9" w:semiHidden="1" w:unhideWhenUsed="1" w:qFormat="1"/>
+    <w:lsdException w:name="heading 2" w:semiHidden="1" w:uiPriority="9" w:unhideWhenUsed="1" w:qFormat="1"/>
+    <w:lsdException w:name="heading 3" w:semiHidden="1" w:uiPriority="9" w:unhideWhenUsed="1" w:qFormat="1"/>
+    <w:lsdException w:name="heading 4" w:semiHidden="1" w:uiPriority="9" w:unhideWhenUsed="1" w:qFormat="1"/>
+    <w:lsdException w:name="heading 5" w:semiHidden="1" w:uiPriority="9" w:unhideWhenUsed="1" w:qFormat="1"/>
+    <w:lsdException w:name="heading 6" w:semiHidden="1" w:uiPriority="9" w:unhideWhenUsed="1" w:qFormat="1"/>
+    <w:lsdException w:name="heading 7" w:semiHidden="1" w:uiPriority="9" w:unhideWhenUsed="1" w:qFormat="1"/>
+    <w:lsdException w:name="heading 8" w:semiHidden="1" w:uiPriority="9" w:unhideWhenUsed="1" w:qFormat="1"/>
+    <w:lsdException w:name="heading 9" w:semiHidden="1" w:uiPriority="9" w:unhideWhenUsed="1" w:qFormat="1"/>
     <w:lsdException w:name="index 1" w:semiHidden="1" w:unhideWhenUsed="1"/>
     <w:lsdException w:name="index 2" w:semiHidden="1" w:unhideWhenUsed="1"/>
     <w:lsdException w:name="index 3" w:semiHidden="1" w:unhideWhenUsed="1"/>
@@ -2417,22 +2213,22 @@
     <w:lsdException w:name="index 7" w:semiHidden="1" w:unhideWhenUsed="1"/>
     <w:lsdException w:name="index 8" w:semiHidden="1" w:unhideWhenUsed="1"/>
     <w:lsdException w:name="index 9" w:semiHidden="1" w:unhideWhenUsed="1"/>
-    <w:lsdException w:name="toc 1" w:uiPriority="39" w:semiHidden="1" w:unhideWhenUsed="1"/>
-    <w:lsdException w:name="toc 2" w:uiPriority="39" w:semiHidden="1" w:unhideWhenUsed="1"/>
-    <w:lsdException w:name="toc 3" w:uiPriority="39" w:semiHidden="1" w:unhideWhenUsed="1"/>
-    <w:lsdException w:name="toc 4" w:uiPriority="39" w:semiHidden="1" w:unhideWhenUsed="1"/>
-    <w:lsdException w:name="toc 5" w:uiPriority="39" w:semiHidden="1" w:unhideWhenUsed="1"/>
-    <w:lsdException w:name="toc 6" w:uiPriority="39" w:semiHidden="1" w:unhideWhenUsed="1"/>
-    <w:lsdException w:name="toc 7" w:uiPriority="39" w:semiHidden="1" w:unhideWhenUsed="1"/>
-    <w:lsdException w:name="toc 8" w:uiPriority="39" w:semiHidden="1" w:unhideWhenUsed="1"/>
-    <w:lsdException w:name="toc 9" w:uiPriority="39" w:semiHidden="1" w:unhideWhenUsed="1"/>
+    <w:lsdException w:name="toc 1" w:semiHidden="1" w:uiPriority="39" w:unhideWhenUsed="1"/>
+    <w:lsdException w:name="toc 2" w:semiHidden="1" w:uiPriority="39" w:unhideWhenUsed="1"/>
+    <w:lsdException w:name="toc 3" w:semiHidden="1" w:uiPriority="39" w:unhideWhenUsed="1"/>
+    <w:lsdException w:name="toc 4" w:semiHidden="1" w:uiPriority="39" w:unhideWhenUsed="1"/>
+    <w:lsdException w:name="toc 5" w:semiHidden="1" w:uiPriority="39" w:unhideWhenUsed="1"/>
+    <w:lsdException w:name="toc 6" w:semiHidden="1" w:uiPriority="39" w:unhideWhenUsed="1"/>
+    <w:lsdException w:name="toc 7" w:semiHidden="1" w:uiPriority="39" w:unhideWhenUsed="1"/>
+    <w:lsdException w:name="toc 8" w:semiHidden="1" w:uiPriority="39" w:unhideWhenUsed="1"/>
+    <w:lsdException w:name="toc 9" w:semiHidden="1" w:uiPriority="39" w:unhideWhenUsed="1"/>
     <w:lsdException w:name="Normal Indent" w:semiHidden="1" w:unhideWhenUsed="1"/>
     <w:lsdException w:name="footnote text" w:semiHidden="1" w:unhideWhenUsed="1"/>
     <w:lsdException w:name="annotation text" w:semiHidden="1" w:unhideWhenUsed="1"/>
     <w:lsdException w:name="header" w:semiHidden="1" w:unhideWhenUsed="1"/>
     <w:lsdException w:name="footer" w:semiHidden="1" w:unhideWhenUsed="1"/>
     <w:lsdException w:name="index heading" w:semiHidden="1" w:unhideWhenUsed="1"/>
-    <w:lsdException w:name="caption" w:uiPriority="35" w:semiHidden="1" w:unhideWhenUsed="1" w:qFormat="1"/>
+    <w:lsdException w:name="caption" w:semiHidden="1" w:uiPriority="35" w:unhideWhenUsed="1" w:qFormat="1"/>
     <w:lsdException w:name="table of figures" w:semiHidden="1" w:unhideWhenUsed="1"/>
     <w:lsdException w:name="envelope address" w:semiHidden="1" w:unhideWhenUsed="1"/>
     <w:lsdException w:name="envelope return" w:semiHidden="1" w:unhideWhenUsed="1"/>
@@ -2463,7 +2259,7 @@
     <w:lsdException w:name="Title" w:uiPriority="10" w:qFormat="1"/>
     <w:lsdException w:name="Closing" w:semiHidden="1" w:unhideWhenUsed="1"/>
     <w:lsdException w:name="Signature" w:semiHidden="1" w:unhideWhenUsed="1"/>
-    <w:lsdException w:name="Default Paragraph Font" w:uiPriority="1" w:semiHidden="1" w:unhideWhenUsed="1"/>
+    <w:lsdException w:name="Default Paragraph Font" w:semiHidden="1" w:uiPriority="1" w:unhideWhenUsed="1"/>
     <w:lsdException w:name="Body Text" w:semiHidden="1" w:unhideWhenUsed="1"/>
     <w:lsdException w:name="Body Text Indent" w:semiHidden="1" w:unhideWhenUsed="1"/>
     <w:lsdException w:name="List Continue" w:semiHidden="1" w:unhideWhenUsed="1"/>
@@ -2663,8 +2459,8 @@
     <w:lsdException w:name="Subtle Reference" w:uiPriority="31" w:qFormat="1"/>
     <w:lsdException w:name="Intense Reference" w:uiPriority="32" w:qFormat="1"/>
     <w:lsdException w:name="Book Title" w:uiPriority="33" w:qFormat="1"/>
-    <w:lsdException w:name="Bibliography" w:uiPriority="37" w:semiHidden="1" w:unhideWhenUsed="1"/>
-    <w:lsdException w:name="TOC Heading" w:uiPriority="39" w:semiHidden="1" w:unhideWhenUsed="1" w:qFormat="1"/>
+    <w:lsdException w:name="Bibliography" w:semiHidden="1" w:uiPriority="37" w:unhideWhenUsed="1"/>
+    <w:lsdException w:name="TOC Heading" w:semiHidden="1" w:uiPriority="39" w:unhideWhenUsed="1" w:qFormat="1"/>
     <w:lsdException w:name="Plain Table 1" w:uiPriority="41"/>
     <w:lsdException w:name="Plain Table 2" w:uiPriority="42"/>
     <w:lsdException w:name="Plain Table 3" w:uiPriority="43"/>
@@ -2775,7 +2571,7 @@
     <w:lsdException w:name="Unresolved Mention" w:semiHidden="1" w:unhideWhenUsed="1"/>
     <w:lsdException w:name="Smart Link" w:semiHidden="1" w:unhideWhenUsed="1"/>
   </w:latentStyles>
-  <w:style w:type="paragraph" w:styleId="Normal" w:default="1">
+  <w:style w:type="paragraph" w:default="1" w:styleId="Normal">
     <w:name w:val="Normal"/>
   </w:style>
   <w:style w:type="paragraph" w:styleId="Ttulo1">
@@ -2872,13 +2668,13 @@
       <w:szCs w:val="20"/>
     </w:rPr>
   </w:style>
-  <w:style w:type="character" w:styleId="Fuentedeprrafopredeter" w:default="1">
+  <w:style w:type="character" w:default="1" w:styleId="Fuentedeprrafopredeter">
     <w:name w:val="Default Paragraph Font"/>
     <w:uiPriority w:val="1"/>
     <w:semiHidden/>
     <w:unhideWhenUsed/>
   </w:style>
-  <w:style w:type="table" w:styleId="Tablanormal" w:default="1">
+  <w:style w:type="table" w:default="1" w:styleId="Tablanormal">
     <w:name w:val="Normal Table"/>
     <w:uiPriority w:val="99"/>
     <w:semiHidden/>
@@ -2893,13 +2689,13 @@
       </w:tblCellMar>
     </w:tblPr>
   </w:style>
-  <w:style w:type="numbering" w:styleId="Sinlista" w:default="1">
+  <w:style w:type="numbering" w:default="1" w:styleId="Sinlista">
     <w:name w:val="No List"/>
     <w:uiPriority w:val="99"/>
     <w:semiHidden/>
     <w:unhideWhenUsed/>
   </w:style>
-  <w:style w:type="table" w:styleId="TableNormal" w:customStyle="1">
+  <w:style w:type="table" w:customStyle="1" w:styleId="TableNormal">
     <w:name w:val="Table Normal"/>
     <w:tblPr>
       <w:tblCellMar>
@@ -2935,7 +2731,7 @@
       <w:spacing w:before="360" w:after="80"/>
     </w:pPr>
     <w:rPr>
-      <w:rFonts w:ascii="Georgia" w:hAnsi="Georgia" w:eastAsia="Georgia" w:cs="Georgia"/>
+      <w:rFonts w:ascii="Georgia" w:eastAsia="Georgia" w:hAnsi="Georgia" w:cs="Georgia"/>
       <w:i/>
       <w:color w:val="666666"/>
       <w:sz w:val="48"/>
@@ -2957,7 +2753,7 @@
       <w:spacing w:after="0" w:line="240" w:lineRule="auto"/>
     </w:pPr>
   </w:style>
-  <w:style w:type="character" w:styleId="EncabezadoCar" w:customStyle="1">
+  <w:style w:type="character" w:customStyle="1" w:styleId="EncabezadoCar">
     <w:name w:val="Encabezado Car"/>
     <w:basedOn w:val="Fuentedeprrafopredeter"/>
     <w:link w:val="Encabezado"/>
@@ -2979,7 +2775,7 @@
       <w:spacing w:after="0" w:line="240" w:lineRule="auto"/>
     </w:pPr>
   </w:style>
-  <w:style w:type="character" w:styleId="PiedepginaCar" w:customStyle="1">
+  <w:style w:type="character" w:customStyle="1" w:styleId="PiedepginaCar">
     <w:name w:val="Pie de página Car"/>
     <w:basedOn w:val="Fuentedeprrafopredeter"/>
     <w:link w:val="Piedepgina"/>
@@ -2997,7 +2793,7 @@
       <w:contextualSpacing/>
     </w:pPr>
     <w:rPr>
-      <w:rFonts w:asciiTheme="minorHAnsi" w:hAnsiTheme="minorHAnsi" w:eastAsiaTheme="minorHAnsi" w:cstheme="minorBidi"/>
+      <w:rFonts w:asciiTheme="minorHAnsi" w:eastAsiaTheme="minorHAnsi" w:hAnsiTheme="minorHAnsi" w:cstheme="minorBidi"/>
       <w:lang w:val="es-ES"/>
     </w:rPr>
   </w:style>
@@ -3011,7 +2807,7 @@
       <w:spacing w:before="100" w:beforeAutospacing="1" w:after="100" w:afterAutospacing="1" w:line="240" w:lineRule="auto"/>
     </w:pPr>
     <w:rPr>
-      <w:rFonts w:ascii="Times New Roman" w:hAnsi="Times New Roman" w:eastAsia="Times New Roman" w:cs="Times New Roman"/>
+      <w:rFonts w:ascii="Times New Roman" w:eastAsia="Times New Roman" w:hAnsi="Times New Roman" w:cs="Times New Roman"/>
       <w:sz w:val="24"/>
       <w:szCs w:val="24"/>
       <w:lang w:eastAsia="es-AR"/>
@@ -3044,7 +2840,7 @@
       <w:szCs w:val="20"/>
     </w:rPr>
   </w:style>
-  <w:style w:type="character" w:styleId="TextocomentarioCar" w:customStyle="1">
+  <w:style w:type="character" w:customStyle="1" w:styleId="TextocomentarioCar">
     <w:name w:val="Texto comentario Car"/>
     <w:basedOn w:val="Fuentedeprrafopredeter"/>
     <w:link w:val="Textocomentario"/>
@@ -3069,7 +2865,7 @@
       <w:bCs/>
     </w:rPr>
   </w:style>
-  <w:style w:type="character" w:styleId="AsuntodelcomentarioCar" w:customStyle="1">
+  <w:style w:type="character" w:customStyle="1" w:styleId="AsuntodelcomentarioCar">
     <w:name w:val="Asunto del comentario Car"/>
     <w:basedOn w:val="TextocomentarioCar"/>
     <w:link w:val="Asuntodelcomentario"/>
@@ -3093,7 +2889,7 @@
       <w:spacing w:after="0" w:line="240" w:lineRule="auto"/>
     </w:pPr>
   </w:style>
-  <w:style w:type="paragraph" w:styleId="Textonotapie1" w:customStyle="1">
+  <w:style w:type="paragraph" w:customStyle="1" w:styleId="Textonotapie1">
     <w:name w:val="Texto nota pie1"/>
     <w:basedOn w:val="Normal"/>
     <w:next w:val="Textonotapie"/>
@@ -3110,7 +2906,7 @@
       <w:szCs w:val="20"/>
     </w:rPr>
   </w:style>
-  <w:style w:type="character" w:styleId="TextonotapieCar" w:customStyle="1">
+  <w:style w:type="character" w:customStyle="1" w:styleId="TextonotapieCar">
     <w:name w:val="Texto nota pie Car"/>
     <w:basedOn w:val="Fuentedeprrafopredeter"/>
     <w:link w:val="Textonotapie1"/>
@@ -3133,7 +2929,7 @@
       <w:vertAlign w:val="superscript"/>
     </w:rPr>
   </w:style>
-  <w:style w:type="character" w:styleId="Hipervnculo1" w:customStyle="1">
+  <w:style w:type="character" w:customStyle="1" w:styleId="Hipervnculo1">
     <w:name w:val="Hipervínculo1"/>
     <w:basedOn w:val="Fuentedeprrafopredeter"/>
     <w:uiPriority w:val="99"/>
@@ -3144,7 +2940,7 @@
       <w:u w:val="single"/>
     </w:rPr>
   </w:style>
-  <w:style w:type="table" w:styleId="Tablaconcuadrcula1" w:customStyle="1">
+  <w:style w:type="table" w:customStyle="1" w:styleId="Tablaconcuadrcula1">
     <w:name w:val="Tabla con cuadrícula1"/>
     <w:basedOn w:val="Tablanormal"/>
     <w:next w:val="Tablaconcuadrcula"/>
@@ -3160,12 +2956,12 @@
     </w:rPr>
     <w:tblPr>
       <w:tblBorders>
-        <w:top w:val="single" w:color="auto" w:sz="4" w:space="0"/>
-        <w:left w:val="single" w:color="auto" w:sz="4" w:space="0"/>
-        <w:bottom w:val="single" w:color="auto" w:sz="4" w:space="0"/>
-        <w:right w:val="single" w:color="auto" w:sz="4" w:space="0"/>
-        <w:insideH w:val="single" w:color="auto" w:sz="4" w:space="0"/>
-        <w:insideV w:val="single" w:color="auto" w:sz="4" w:space="0"/>
+        <w:top w:val="single" w:sz="4" w:space="0" w:color="auto"/>
+        <w:left w:val="single" w:sz="4" w:space="0" w:color="auto"/>
+        <w:bottom w:val="single" w:sz="4" w:space="0" w:color="auto"/>
+        <w:right w:val="single" w:sz="4" w:space="0" w:color="auto"/>
+        <w:insideH w:val="single" w:sz="4" w:space="0" w:color="auto"/>
+        <w:insideV w:val="single" w:sz="4" w:space="0" w:color="auto"/>
       </w:tblBorders>
     </w:tblPr>
   </w:style>
@@ -3185,7 +2981,7 @@
       <w:szCs w:val="20"/>
     </w:rPr>
   </w:style>
-  <w:style w:type="character" w:styleId="TextonotapieCar1" w:customStyle="1">
+  <w:style w:type="character" w:customStyle="1" w:styleId="TextonotapieCar1">
     <w:name w:val="Texto nota pie Car1"/>
     <w:basedOn w:val="Fuentedeprrafopredeter"/>
     <w:link w:val="Textonotapie"/>
@@ -3207,12 +3003,12 @@
     </w:pPr>
     <w:tblPr>
       <w:tblBorders>
-        <w:top w:val="single" w:color="auto" w:sz="4" w:space="0"/>
-        <w:left w:val="single" w:color="auto" w:sz="4" w:space="0"/>
-        <w:bottom w:val="single" w:color="auto" w:sz="4" w:space="0"/>
-        <w:right w:val="single" w:color="auto" w:sz="4" w:space="0"/>
-        <w:insideH w:val="single" w:color="auto" w:sz="4" w:space="0"/>
-        <w:insideV w:val="single" w:color="auto" w:sz="4" w:space="0"/>
+        <w:top w:val="single" w:sz="4" w:space="0" w:color="auto"/>
+        <w:left w:val="single" w:sz="4" w:space="0" w:color="auto"/>
+        <w:bottom w:val="single" w:sz="4" w:space="0" w:color="auto"/>
+        <w:right w:val="single" w:sz="4" w:space="0" w:color="auto"/>
+        <w:insideH w:val="single" w:sz="4" w:space="0" w:color="auto"/>
+        <w:insideV w:val="single" w:sz="4" w:space="0" w:color="auto"/>
       </w:tblBorders>
     </w:tblPr>
   </w:style>
